--- a/episodes/The_Dark_Rise_Episode_21.docx
+++ b/episodes/The_Dark_Rise_Episode_21.docx
@@ -245,7 +245,7 @@
           <w:sz w:val="24"/>
           <w:szCs w:val="24"/>
         </w:rPr>
-        <w:t xml:space="preserve">Beneath the ak-pu roots, the entity had felt the shape of Idoro's politics shifting for days now, a new hunger for certainty rising out of the vacuum Elder Maka's fall had left behind, and it turned its attention toward the man now claiming to fill that vacuum with the same unhurried care it gave every development that might eventually cost it something.</w:t>
+        <w:t xml:space="preserve">Beneath the iroko roots, the entity had felt the shape of Idoro's politics shifting for days now, a new hunger for certainty rising out of the vacuum Elder Maka's fall had left behind, and it turned its attention toward the man now claiming to fill that vacuum with the same unhurried care it gave every development that might eventually cost it something.</w:t>
       </w:r>
     </w:p>
     <w:p>

--- a/episodes/The_Dark_Rise_Episode_21.docx
+++ b/episodes/The_Dark_Rise_Episode_21.docx
@@ -112,20 +112,7 @@
     </w:p>
     <w:p>
       <w:pPr>
-        <w:spacing w:after="0" w:line="360"/>
-      </w:pPr>
-      <w:r>
-        <w:rPr>
-          <w:rFonts w:ascii="Georgia" w:hAnsi="Georgia" w:cs="Georgia"/>
-          <w:sz w:val="24"/>
-          <w:szCs w:val="24"/>
-        </w:rPr>
-        <w:t xml:space="preserve"/>
-      </w:r>
-    </w:p>
-    <w:p>
-      <w:pPr>
-        <w:spacing w:after="60" w:line="360"/>
+        <w:spacing w:after="60" w:line="360" w:before="480"/>
         <w:ind w:firstLine="360"/>
       </w:pPr>
       <w:r>
@@ -223,20 +210,7 @@
     </w:p>
     <w:p>
       <w:pPr>
-        <w:spacing w:after="0" w:line="360"/>
-      </w:pPr>
-      <w:r>
-        <w:rPr>
-          <w:rFonts w:ascii="Georgia" w:hAnsi="Georgia" w:cs="Georgia"/>
-          <w:sz w:val="24"/>
-          <w:szCs w:val="24"/>
-        </w:rPr>
-        <w:t xml:space="preserve"/>
-      </w:r>
-    </w:p>
-    <w:p>
-      <w:pPr>
-        <w:spacing w:after="60" w:line="360"/>
+        <w:spacing w:after="60" w:line="360" w:before="480"/>
         <w:ind w:firstLine="360"/>
       </w:pPr>
       <w:r>
@@ -306,20 +280,7 @@
     </w:p>
     <w:p>
       <w:pPr>
-        <w:spacing w:after="0" w:line="360"/>
-      </w:pPr>
-      <w:r>
-        <w:rPr>
-          <w:rFonts w:ascii="Georgia" w:hAnsi="Georgia" w:cs="Georgia"/>
-          <w:sz w:val="24"/>
-          <w:szCs w:val="24"/>
-        </w:rPr>
-        <w:t xml:space="preserve"/>
-      </w:r>
-    </w:p>
-    <w:p>
-      <w:pPr>
-        <w:spacing w:after="60" w:line="360"/>
+        <w:spacing w:after="60" w:line="360" w:before="480"/>
         <w:ind w:firstLine="360"/>
       </w:pPr>
       <w:r>
@@ -333,15 +294,16 @@
     </w:p>
     <w:p>
       <w:pPr>
-        <w:spacing w:after="0" w:line="360"/>
-      </w:pPr>
-      <w:r>
-        <w:rPr>
-          <w:rFonts w:ascii="Georgia" w:hAnsi="Georgia" w:cs="Georgia"/>
-          <w:sz w:val="24"/>
-          <w:szCs w:val="24"/>
-        </w:rPr>
-        <w:t xml:space="preserve"/>
+        <w:spacing w:after="60" w:line="360" w:before="480"/>
+        <w:ind w:firstLine="360"/>
+      </w:pPr>
+      <w:r>
+        <w:rPr>
+          <w:rFonts w:ascii="Georgia" w:hAnsi="Georgia" w:cs="Georgia"/>
+          <w:sz w:val="24"/>
+          <w:szCs w:val="24"/>
+        </w:rPr>
+        <w:t xml:space="preserve">Beneath the iroko roots, the flat voice took the measure of the newcomer.</w:t>
       </w:r>
     </w:p>
     <w:p>
@@ -357,25 +319,12 @@
           <w:bCs/>
           <w:caps/>
         </w:rPr>
-        <w:t xml:space="preserve">NEW HUMAN AUTHORITY IDENTIFIED: HIGH AMBITION, LOW UNDERSTANDING. THREAT LEVEL: LOW, YIELD POTENTIAL: HIGH.</w:t>
-      </w:r>
-    </w:p>
-    <w:p>
-      <w:pPr>
-        <w:spacing w:after="0" w:line="360"/>
-      </w:pPr>
-      <w:r>
-        <w:rPr>
-          <w:rFonts w:ascii="Georgia" w:hAnsi="Georgia" w:cs="Georgia"/>
-          <w:sz w:val="24"/>
-          <w:szCs w:val="24"/>
-        </w:rPr>
-        <w:t xml:space="preserve"/>
-      </w:r>
-    </w:p>
-    <w:p>
-      <w:pPr>
-        <w:spacing w:after="60" w:line="360"/>
+        <w:t xml:space="preserve">New human authority identified: high ambition, low understanding. Threat level: low, yield potential: high.</w:t>
+      </w:r>
+    </w:p>
+    <w:p>
+      <w:pPr>
+        <w:spacing w:after="60" w:line="360" w:before="480"/>
         <w:ind w:firstLine="360"/>
       </w:pPr>
       <w:r>
@@ -431,20 +380,7 @@
     </w:p>
     <w:p>
       <w:pPr>
-        <w:spacing w:after="0" w:line="360"/>
-      </w:pPr>
-      <w:r>
-        <w:rPr>
-          <w:rFonts w:ascii="Georgia" w:hAnsi="Georgia" w:cs="Georgia"/>
-          <w:sz w:val="24"/>
-          <w:szCs w:val="24"/>
-        </w:rPr>
-        <w:t xml:space="preserve"/>
-      </w:r>
-    </w:p>
-    <w:p>
-      <w:pPr>
-        <w:spacing w:after="60" w:line="360"/>
+        <w:spacing w:after="60" w:line="360" w:before="480"/>
         <w:ind w:firstLine="360"/>
       </w:pPr>
       <w:r>
@@ -510,19 +446,6 @@
           <w:szCs w:val="24"/>
         </w:rPr>
         <w:t xml:space="preserve">She looked back once at the small crowd already gathering around Ozoemena's certainty, and thought, not for the first time since Elder Maka's fall, that Idoro had traded one kind of danger for another without pausing long enough to notice it had made a trade at all.</w:t>
-      </w:r>
-    </w:p>
-    <w:p>
-      <w:pPr>
-        <w:spacing w:after="0" w:line="360"/>
-      </w:pPr>
-      <w:r>
-        <w:rPr>
-          <w:rFonts w:ascii="Georgia" w:hAnsi="Georgia" w:cs="Georgia"/>
-          <w:sz w:val="24"/>
-          <w:szCs w:val="24"/>
-        </w:rPr>
-        <w:t xml:space="preserve"/>
       </w:r>
     </w:p>
     <w:sectPr>
